--- a/data/human_paras/human_para_27.docx
+++ b/data/human_paras/human_para_27.docx
@@ -4,7 +4,7 @@
   <w:body>
     <w:p>
       <w:r>
-        <w:t>On the other hand, the supervising manager has some obligations after discovering a chemically impaired colleague. Ann, the manager of Karen, has two roles in this delicate issue of Karen. Firstly, she should follow the compassionate confrontation manner with Karen. To illustrate, Ann should show empathy and not accusation when confronting Karen. Moreover, she should also explain that this issue not only affects Karen but also her patients who miss out on their medications as a result of her addiction. Secondly, Ann should report or refer Karen to the responsible sector to assist in Karen’s rehabilitation, as well as prevent further work affection (Ref-s771696).</w:t>
+        <w:t>Drug misuse is a highly prevalent issue in the healthcare field. This higher presence of chemical impairment goes back to the ease of access to drugs, as well as the extreme work conditions that render healthcare professionals more susceptible to stress, anxiety, and depression. However, these factors cannot be used as an excuse for substance use under any means as healthcare is a delicate field that demands full physical and mental presence and complete focus of healthcare professionals for the sake of patients.</w:t>
       </w:r>
     </w:p>
     <w:sectPr>
